--- a/Backend/Director_Disclosure/Output_Disclosures/2024-25/UPL_SUSTAINABLE_AGRI_SOLUTIONS_LIMITED/DIR-8/DIR8_BHANUMATHI_VISWANATHAN_MELATTUR_10172983.docx
+++ b/Backend/Director_Disclosure/Output_Disclosures/2024-25/UPL_SUSTAINABLE_AGRI_SOLUTIONS_LIMITED/DIR-8/DIR8_BHANUMATHI_VISWANATHAN_MELATTUR_10172983.docx
@@ -895,7 +895,7 @@
           <w:b w:val="0"/>
           <w:sz w:val="23"/>
         </w:rPr>
-        <w:t xml:space="preserve">Date: 07th May, 2026</w:t>
+        <w:t xml:space="preserve">Date: 15th May, 2026</w:t>
         <w:tab/>
       </w:r>
     </w:p>

--- a/Backend/Director_Disclosure/Output_Disclosures/2024-25/UPL_SUSTAINABLE_AGRI_SOLUTIONS_LIMITED/DIR-8/DIR8_BHANUMATHI_VISWANATHAN_MELATTUR_10172983.docx
+++ b/Backend/Director_Disclosure/Output_Disclosures/2024-25/UPL_SUSTAINABLE_AGRI_SOLUTIONS_LIMITED/DIR-8/DIR8_BHANUMATHI_VISWANATHAN_MELATTUR_10172983.docx
@@ -70,7 +70,7 @@
         <w:tab/>
         <w:tab/>
         <w:tab/>
-        <w:t xml:space="preserve">U01403MH2010PLC312849</w:t>
+        <w:t xml:space="preserve">U01403GJ2010PLC173906</w:t>
       </w:r>
     </w:p>
     <w:p>
@@ -136,7 +136,7 @@
         </w:rPr>
         <w:t xml:space="preserve">Address of Registered Office: </w:t>
         <w:tab/>
-        <w:t xml:space="preserve">Uniphos House, C. D. Marg 11th Road, Khar (west), Mumbai City, Mumbai, Maharashtra, India, 400052</w:t>
+        <w:t xml:space="preserve">3-11, Gidc, Vapi, Valsad, Vapi I.e., Valsad, Pardi, Gujarat, India, 396195</w:t>
       </w:r>
     </w:p>
     <w:p>
@@ -569,7 +569,7 @@
                 <w:b w:val="0"/>
                 <w:sz w:val="23"/>
               </w:rPr>
-              <w:t>01/02/2025</w:t>
+              <w:t>31/03/2025</w:t>
             </w:r>
           </w:p>
         </w:tc>
@@ -639,7 +639,7 @@
                 <w:b w:val="0"/>
                 <w:sz w:val="23"/>
               </w:rPr>
-              <w:t>01/06/2024</w:t>
+              <w:t>30/07/2024</w:t>
             </w:r>
           </w:p>
         </w:tc>
@@ -895,7 +895,7 @@
           <w:b w:val="0"/>
           <w:sz w:val="23"/>
         </w:rPr>
-        <w:t xml:space="preserve">Date: 15th May, 2026</w:t>
+        <w:t xml:space="preserve">Date: 08th June, 2026</w:t>
         <w:tab/>
       </w:r>
     </w:p>
